--- a/src/main/resources/static/word_demo_template.docx
+++ b/src/main/resources/static/word_demo_template.docx
@@ -94,8 +94,6 @@
         </w:rPr>
         <w:t>SSSSS</w:t>
       </w:r>
-      <w:bookmarkStart w:id="0" w:name="_GoBack"/>
-      <w:bookmarkEnd w:id="0"/>
     </w:p>
     <w:p>
       <w:pPr>
@@ -1154,150 +1152,6 @@
           <w:lang w:val="en-US" w:eastAsia="zh-CN"/>
         </w:rPr>
       </w:pPr>
-    </w:p>
-    <w:p>
-      <w:pPr>
-        <w:ind w:right="0" w:rightChars="0"/>
-        <w:jc w:val="left"/>
-        <w:rPr>
-          <w:rFonts w:hint="eastAsia" w:ascii="Helvetica" w:hAnsi="Helvetica" w:eastAsia="宋体" w:cs="Helvetica"/>
-          <w:i w:val="0"/>
-          <w:iCs w:val="0"/>
-          <w:caps w:val="0"/>
-          <w:color w:val="333333"/>
-          <w:spacing w:val="0"/>
-          <w:sz w:val="28"/>
-          <w:szCs w:val="28"/>
-          <w:shd w:val="clear" w:fill="FFFFFF"/>
-          <w:lang w:val="en-US" w:eastAsia="zh-CN"/>
-        </w:rPr>
-      </w:pPr>
-    </w:p>
-    <w:p>
-      <w:pPr>
-        <w:ind w:right="0" w:rightChars="0"/>
-        <w:jc w:val="left"/>
-        <w:rPr>
-          <w:rFonts w:hint="eastAsia" w:ascii="Helvetica" w:hAnsi="Helvetica" w:eastAsia="宋体" w:cs="Helvetica"/>
-          <w:i w:val="0"/>
-          <w:iCs w:val="0"/>
-          <w:caps w:val="0"/>
-          <w:color w:val="333333"/>
-          <w:spacing w:val="0"/>
-          <w:sz w:val="28"/>
-          <w:szCs w:val="28"/>
-          <w:shd w:val="clear" w:fill="FFFFFF"/>
-          <w:lang w:val="en-US" w:eastAsia="zh-CN"/>
-        </w:rPr>
-      </w:pPr>
-    </w:p>
-    <w:p>
-      <w:pPr>
-        <w:ind w:right="0" w:rightChars="0"/>
-        <w:jc w:val="left"/>
-        <w:rPr>
-          <w:rFonts w:hint="eastAsia" w:ascii="Helvetica" w:hAnsi="Helvetica" w:eastAsia="宋体" w:cs="Helvetica"/>
-          <w:i w:val="0"/>
-          <w:iCs w:val="0"/>
-          <w:caps w:val="0"/>
-          <w:color w:val="333333"/>
-          <w:spacing w:val="0"/>
-          <w:sz w:val="28"/>
-          <w:szCs w:val="28"/>
-          <w:shd w:val="clear" w:fill="FFFFFF"/>
-          <w:lang w:val="en-US" w:eastAsia="zh-CN"/>
-        </w:rPr>
-      </w:pPr>
-    </w:p>
-    <w:p>
-      <w:pPr>
-        <w:ind w:right="0" w:rightChars="0"/>
-        <w:jc w:val="left"/>
-        <w:rPr>
-          <w:rFonts w:hint="eastAsia" w:ascii="Helvetica" w:hAnsi="Helvetica" w:eastAsia="宋体" w:cs="Helvetica"/>
-          <w:i w:val="0"/>
-          <w:iCs w:val="0"/>
-          <w:caps w:val="0"/>
-          <w:color w:val="333333"/>
-          <w:spacing w:val="0"/>
-          <w:sz w:val="28"/>
-          <w:szCs w:val="28"/>
-          <w:shd w:val="clear" w:fill="FFFFFF"/>
-          <w:lang w:val="en-US" w:eastAsia="zh-CN"/>
-        </w:rPr>
-      </w:pPr>
-    </w:p>
-    <w:p>
-      <w:pPr>
-        <w:ind w:right="0" w:rightChars="0"/>
-        <w:jc w:val="left"/>
-        <w:rPr>
-          <w:rFonts w:hint="eastAsia" w:ascii="Helvetica" w:hAnsi="Helvetica" w:eastAsia="宋体" w:cs="Helvetica"/>
-          <w:i w:val="0"/>
-          <w:iCs w:val="0"/>
-          <w:caps w:val="0"/>
-          <w:color w:val="333333"/>
-          <w:spacing w:val="0"/>
-          <w:sz w:val="28"/>
-          <w:szCs w:val="28"/>
-          <w:shd w:val="clear" w:fill="FFFFFF"/>
-          <w:lang w:val="en-US" w:eastAsia="zh-CN"/>
-        </w:rPr>
-      </w:pPr>
-    </w:p>
-    <w:p>
-      <w:pPr>
-        <w:ind w:right="0" w:rightChars="0"/>
-        <w:jc w:val="left"/>
-        <w:rPr>
-          <w:rFonts w:hint="eastAsia" w:ascii="Helvetica" w:hAnsi="Helvetica" w:eastAsia="宋体" w:cs="Helvetica"/>
-          <w:i w:val="0"/>
-          <w:iCs w:val="0"/>
-          <w:caps w:val="0"/>
-          <w:color w:val="333333"/>
-          <w:spacing w:val="0"/>
-          <w:sz w:val="28"/>
-          <w:szCs w:val="28"/>
-          <w:shd w:val="clear" w:fill="FFFFFF"/>
-          <w:lang w:val="en-US" w:eastAsia="zh-CN"/>
-        </w:rPr>
-      </w:pPr>
-    </w:p>
-    <w:p>
-      <w:pPr>
-        <w:ind w:right="0" w:rightChars="0"/>
-        <w:jc w:val="left"/>
-        <w:rPr>
-          <w:rFonts w:hint="eastAsia" w:ascii="Helvetica" w:hAnsi="Helvetica" w:eastAsia="宋体" w:cs="Helvetica"/>
-          <w:i w:val="0"/>
-          <w:iCs w:val="0"/>
-          <w:caps w:val="0"/>
-          <w:color w:val="333333"/>
-          <w:spacing w:val="0"/>
-          <w:sz w:val="28"/>
-          <w:szCs w:val="28"/>
-          <w:shd w:val="clear" w:fill="FFFFFF"/>
-          <w:lang w:val="en-US" w:eastAsia="zh-CN"/>
-        </w:rPr>
-      </w:pPr>
-    </w:p>
-    <w:p>
-      <w:pPr>
-        <w:ind w:right="0" w:rightChars="0"/>
-        <w:jc w:val="left"/>
-        <w:rPr>
-          <w:rFonts w:hint="eastAsia" w:ascii="Helvetica" w:hAnsi="Helvetica" w:eastAsia="宋体" w:cs="Helvetica"/>
-          <w:i w:val="0"/>
-          <w:iCs w:val="0"/>
-          <w:caps w:val="0"/>
-          <w:color w:val="333333"/>
-          <w:spacing w:val="0"/>
-          <w:sz w:val="28"/>
-          <w:szCs w:val="28"/>
-          <w:shd w:val="clear" w:fill="FFFFFF"/>
-          <w:lang w:val="en-US" w:eastAsia="zh-CN"/>
-        </w:rPr>
-      </w:pPr>
       <w:r>
         <w:rPr>
           <w:rFonts w:hint="eastAsia" w:ascii="Helvetica" w:hAnsi="Helvetica" w:eastAsia="宋体" w:cs="Helvetica"/>
@@ -1813,6 +1667,7 @@
     <w:p>
       <w:pPr>
         <w:numPr>
+          <w:ilvl w:val="0"/>
           <w:numId w:val="0"/>
         </w:numPr>
         <w:ind w:right="0" w:rightChars="0"/>
@@ -1830,6 +1685,480 @@
           <w:lang w:val="en-US" w:eastAsia="zh-CN"/>
         </w:rPr>
       </w:pPr>
+    </w:p>
+    <w:p>
+      <w:pPr>
+        <w:numPr>
+          <w:ilvl w:val="0"/>
+          <w:numId w:val="0"/>
+        </w:numPr>
+        <w:ind w:right="0" w:rightChars="0"/>
+        <w:jc w:val="left"/>
+        <w:rPr>
+          <w:rFonts w:hint="default" w:ascii="Helvetica" w:hAnsi="Helvetica" w:eastAsia="宋体" w:cs="Helvetica"/>
+          <w:i w:val="0"/>
+          <w:iCs w:val="0"/>
+          <w:caps w:val="0"/>
+          <w:color w:val="333333"/>
+          <w:spacing w:val="0"/>
+          <w:sz w:val="28"/>
+          <w:szCs w:val="28"/>
+          <w:shd w:val="clear" w:fill="FFFFFF"/>
+          <w:lang w:val="en-US" w:eastAsia="zh-CN"/>
+        </w:rPr>
+      </w:pPr>
+    </w:p>
+    <w:p>
+      <w:pPr>
+        <w:numPr>
+          <w:ilvl w:val="0"/>
+          <w:numId w:val="0"/>
+        </w:numPr>
+        <w:ind w:right="0" w:rightChars="0"/>
+        <w:jc w:val="left"/>
+        <w:rPr>
+          <w:rFonts w:hint="default" w:ascii="Helvetica" w:hAnsi="Helvetica" w:eastAsia="宋体" w:cs="Helvetica"/>
+          <w:i w:val="0"/>
+          <w:iCs w:val="0"/>
+          <w:caps w:val="0"/>
+          <w:color w:val="333333"/>
+          <w:spacing w:val="0"/>
+          <w:sz w:val="28"/>
+          <w:szCs w:val="28"/>
+          <w:shd w:val="clear" w:fill="FFFFFF"/>
+          <w:lang w:val="en-US" w:eastAsia="zh-CN"/>
+        </w:rPr>
+      </w:pPr>
+    </w:p>
+    <w:p>
+      <w:pPr>
+        <w:numPr>
+          <w:ilvl w:val="0"/>
+          <w:numId w:val="0"/>
+        </w:numPr>
+        <w:ind w:right="0" w:rightChars="0"/>
+        <w:jc w:val="left"/>
+        <w:rPr>
+          <w:rFonts w:hint="default" w:ascii="Helvetica" w:hAnsi="Helvetica" w:eastAsia="宋体" w:cs="Helvetica"/>
+          <w:i w:val="0"/>
+          <w:iCs w:val="0"/>
+          <w:caps w:val="0"/>
+          <w:color w:val="333333"/>
+          <w:spacing w:val="0"/>
+          <w:sz w:val="28"/>
+          <w:szCs w:val="28"/>
+          <w:shd w:val="clear" w:fill="FFFFFF"/>
+          <w:lang w:val="en-US" w:eastAsia="zh-CN"/>
+        </w:rPr>
+      </w:pPr>
+    </w:p>
+    <w:p>
+      <w:pPr>
+        <w:numPr>
+          <w:ilvl w:val="0"/>
+          <w:numId w:val="0"/>
+        </w:numPr>
+        <w:ind w:right="0" w:rightChars="0"/>
+        <w:jc w:val="left"/>
+        <w:rPr>
+          <w:rFonts w:hint="default" w:ascii="Helvetica" w:hAnsi="Helvetica" w:eastAsia="宋体" w:cs="Helvetica"/>
+          <w:i w:val="0"/>
+          <w:iCs w:val="0"/>
+          <w:caps w:val="0"/>
+          <w:color w:val="333333"/>
+          <w:spacing w:val="0"/>
+          <w:sz w:val="28"/>
+          <w:szCs w:val="28"/>
+          <w:shd w:val="clear" w:fill="FFFFFF"/>
+          <w:lang w:val="en-US" w:eastAsia="zh-CN"/>
+        </w:rPr>
+      </w:pPr>
+    </w:p>
+    <w:tbl>
+      <w:tblPr>
+        <w:tblStyle w:val="4"/>
+        <w:tblW w:w="0" w:type="auto"/>
+        <w:tblInd w:w="0" w:type="dxa"/>
+        <w:tblBorders>
+          <w:top w:val="single" w:color="auto" w:sz="4" w:space="0"/>
+          <w:left w:val="single" w:color="auto" w:sz="4" w:space="0"/>
+          <w:bottom w:val="single" w:color="auto" w:sz="4" w:space="0"/>
+          <w:right w:val="single" w:color="auto" w:sz="4" w:space="0"/>
+          <w:insideH w:val="single" w:color="auto" w:sz="4" w:space="0"/>
+          <w:insideV w:val="single" w:color="auto" w:sz="4" w:space="0"/>
+        </w:tblBorders>
+        <w:tblLayout w:type="autofit"/>
+        <w:tblCellMar>
+          <w:top w:w="0" w:type="dxa"/>
+          <w:left w:w="108" w:type="dxa"/>
+          <w:bottom w:w="0" w:type="dxa"/>
+          <w:right w:w="108" w:type="dxa"/>
+        </w:tblCellMar>
+      </w:tblPr>
+      <w:tblGrid>
+        <w:gridCol w:w="2129"/>
+        <w:gridCol w:w="2130"/>
+        <w:gridCol w:w="2130"/>
+        <w:gridCol w:w="2130"/>
+      </w:tblGrid>
+      <w:tr>
+        <w:tblPrEx>
+          <w:tblBorders>
+            <w:top w:val="single" w:color="auto" w:sz="4" w:space="0"/>
+            <w:left w:val="single" w:color="auto" w:sz="4" w:space="0"/>
+            <w:bottom w:val="single" w:color="auto" w:sz="4" w:space="0"/>
+            <w:right w:val="single" w:color="auto" w:sz="4" w:space="0"/>
+            <w:insideH w:val="single" w:color="auto" w:sz="4" w:space="0"/>
+            <w:insideV w:val="single" w:color="auto" w:sz="4" w:space="0"/>
+          </w:tblBorders>
+          <w:tblCellMar>
+            <w:top w:w="0" w:type="dxa"/>
+            <w:left w:w="108" w:type="dxa"/>
+            <w:bottom w:w="0" w:type="dxa"/>
+            <w:right w:w="108" w:type="dxa"/>
+          </w:tblCellMar>
+        </w:tblPrEx>
+        <w:tc>
+          <w:tcPr>
+            <w:tcW w:w="2129" w:type="dxa"/>
+          </w:tcPr>
+          <w:p>
+            <w:pPr>
+              <w:ind w:left="0" w:leftChars="0" w:right="0" w:rightChars="0" w:firstLine="0" w:firstLineChars="0"/>
+              <w:jc w:val="center"/>
+              <w:rPr>
+                <w:rFonts w:hint="default" w:ascii="黑体" w:hAnsi="黑体" w:eastAsia="黑体" w:cs="黑体"/>
+                <w:b/>
+                <w:bCs/>
+                <w:i w:val="0"/>
+                <w:iCs w:val="0"/>
+                <w:caps w:val="0"/>
+                <w:color w:val="333333"/>
+                <w:spacing w:val="0"/>
+                <w:sz w:val="24"/>
+                <w:szCs w:val="24"/>
+                <w:shd w:val="clear" w:fill="FFFFFF"/>
+                <w:vertAlign w:val="baseline"/>
+                <w:lang w:val="en-US" w:eastAsia="zh-CN"/>
+              </w:rPr>
+            </w:pPr>
+            <w:r>
+              <w:rPr>
+                <w:rFonts w:hint="eastAsia" w:ascii="黑体" w:hAnsi="黑体" w:eastAsia="黑体" w:cs="黑体"/>
+                <w:b/>
+                <w:bCs/>
+                <w:i w:val="0"/>
+                <w:iCs w:val="0"/>
+                <w:caps w:val="0"/>
+                <w:color w:val="333333"/>
+                <w:spacing w:val="0"/>
+                <w:sz w:val="24"/>
+                <w:szCs w:val="24"/>
+                <w:shd w:val="clear" w:fill="FFFFFF"/>
+                <w:vertAlign w:val="baseline"/>
+                <w:lang w:val="en-US" w:eastAsia="zh-CN"/>
+              </w:rPr>
+              <w:t>动态1</w:t>
+            </w:r>
+          </w:p>
+        </w:tc>
+        <w:tc>
+          <w:tcPr>
+            <w:tcW w:w="2130" w:type="dxa"/>
+          </w:tcPr>
+          <w:p>
+            <w:pPr>
+              <w:ind w:left="0" w:leftChars="0" w:right="0" w:rightChars="0" w:firstLine="0" w:firstLineChars="0"/>
+              <w:jc w:val="center"/>
+              <w:rPr>
+                <w:rFonts w:hint="default" w:ascii="黑体" w:hAnsi="黑体" w:eastAsia="黑体" w:cs="黑体"/>
+                <w:b/>
+                <w:bCs/>
+                <w:i w:val="0"/>
+                <w:iCs w:val="0"/>
+                <w:caps w:val="0"/>
+                <w:color w:val="333333"/>
+                <w:spacing w:val="0"/>
+                <w:sz w:val="24"/>
+                <w:szCs w:val="24"/>
+                <w:shd w:val="clear" w:fill="FFFFFF"/>
+                <w:vertAlign w:val="baseline"/>
+                <w:lang w:val="en-US" w:eastAsia="zh-CN"/>
+              </w:rPr>
+            </w:pPr>
+            <w:r>
+              <w:rPr>
+                <w:rFonts w:hint="eastAsia" w:ascii="黑体" w:hAnsi="黑体" w:eastAsia="黑体" w:cs="黑体"/>
+                <w:b/>
+                <w:bCs/>
+                <w:i w:val="0"/>
+                <w:iCs w:val="0"/>
+                <w:caps w:val="0"/>
+                <w:color w:val="333333"/>
+                <w:spacing w:val="0"/>
+                <w:sz w:val="24"/>
+                <w:szCs w:val="24"/>
+                <w:shd w:val="clear" w:fill="FFFFFF"/>
+                <w:vertAlign w:val="baseline"/>
+                <w:lang w:val="en-US" w:eastAsia="zh-CN"/>
+              </w:rPr>
+              <w:t>动态2</w:t>
+            </w:r>
+          </w:p>
+        </w:tc>
+        <w:tc>
+          <w:tcPr>
+            <w:tcW w:w="2130" w:type="dxa"/>
+          </w:tcPr>
+          <w:p>
+            <w:pPr>
+              <w:ind w:left="0" w:leftChars="0" w:right="0" w:rightChars="0" w:firstLine="0" w:firstLineChars="0"/>
+              <w:jc w:val="center"/>
+              <w:rPr>
+                <w:rFonts w:hint="default" w:ascii="黑体" w:hAnsi="黑体" w:eastAsia="黑体" w:cs="黑体"/>
+                <w:b/>
+                <w:bCs/>
+                <w:i w:val="0"/>
+                <w:iCs w:val="0"/>
+                <w:caps w:val="0"/>
+                <w:color w:val="333333"/>
+                <w:spacing w:val="0"/>
+                <w:sz w:val="24"/>
+                <w:szCs w:val="24"/>
+                <w:shd w:val="clear" w:fill="FFFFFF"/>
+                <w:vertAlign w:val="baseline"/>
+                <w:lang w:val="en-US" w:eastAsia="zh-CN"/>
+              </w:rPr>
+            </w:pPr>
+            <w:r>
+              <w:rPr>
+                <w:rFonts w:hint="eastAsia" w:ascii="黑体" w:hAnsi="黑体" w:eastAsia="黑体" w:cs="黑体"/>
+                <w:b/>
+                <w:bCs/>
+                <w:i w:val="0"/>
+                <w:iCs w:val="0"/>
+                <w:caps w:val="0"/>
+                <w:color w:val="333333"/>
+                <w:spacing w:val="0"/>
+                <w:sz w:val="24"/>
+                <w:szCs w:val="24"/>
+                <w:shd w:val="clear" w:fill="FFFFFF"/>
+                <w:vertAlign w:val="baseline"/>
+                <w:lang w:val="en-US" w:eastAsia="zh-CN"/>
+              </w:rPr>
+              <w:t>动态3</w:t>
+            </w:r>
+          </w:p>
+        </w:tc>
+        <w:tc>
+          <w:tcPr>
+            <w:tcW w:w="2130" w:type="dxa"/>
+          </w:tcPr>
+          <w:p>
+            <w:pPr>
+              <w:ind w:left="0" w:leftChars="0" w:right="0" w:rightChars="0" w:firstLine="0" w:firstLineChars="0"/>
+              <w:jc w:val="center"/>
+              <w:rPr>
+                <w:rFonts w:hint="default" w:ascii="黑体" w:hAnsi="黑体" w:eastAsia="黑体" w:cs="黑体"/>
+                <w:b/>
+                <w:bCs/>
+                <w:i w:val="0"/>
+                <w:iCs w:val="0"/>
+                <w:caps w:val="0"/>
+                <w:color w:val="333333"/>
+                <w:spacing w:val="0"/>
+                <w:sz w:val="24"/>
+                <w:szCs w:val="24"/>
+                <w:shd w:val="clear" w:fill="FFFFFF"/>
+                <w:vertAlign w:val="baseline"/>
+                <w:lang w:val="en-US" w:eastAsia="zh-CN"/>
+              </w:rPr>
+            </w:pPr>
+            <w:r>
+              <w:rPr>
+                <w:rFonts w:hint="eastAsia" w:ascii="黑体" w:hAnsi="黑体" w:eastAsia="黑体" w:cs="黑体"/>
+                <w:b/>
+                <w:bCs/>
+                <w:i w:val="0"/>
+                <w:iCs w:val="0"/>
+                <w:caps w:val="0"/>
+                <w:color w:val="333333"/>
+                <w:spacing w:val="0"/>
+                <w:sz w:val="24"/>
+                <w:szCs w:val="24"/>
+                <w:shd w:val="clear" w:fill="FFFFFF"/>
+                <w:vertAlign w:val="baseline"/>
+                <w:lang w:val="en-US" w:eastAsia="zh-CN"/>
+              </w:rPr>
+              <w:t>动态4</w:t>
+            </w:r>
+          </w:p>
+        </w:tc>
+      </w:tr>
+      <w:tr>
+        <w:tblPrEx>
+          <w:tblBorders>
+            <w:top w:val="single" w:color="auto" w:sz="4" w:space="0"/>
+            <w:left w:val="single" w:color="auto" w:sz="4" w:space="0"/>
+            <w:bottom w:val="single" w:color="auto" w:sz="4" w:space="0"/>
+            <w:right w:val="single" w:color="auto" w:sz="4" w:space="0"/>
+            <w:insideH w:val="single" w:color="auto" w:sz="4" w:space="0"/>
+            <w:insideV w:val="single" w:color="auto" w:sz="4" w:space="0"/>
+          </w:tblBorders>
+          <w:tblCellMar>
+            <w:top w:w="0" w:type="dxa"/>
+            <w:left w:w="108" w:type="dxa"/>
+            <w:bottom w:w="0" w:type="dxa"/>
+            <w:right w:w="108" w:type="dxa"/>
+          </w:tblCellMar>
+        </w:tblPrEx>
+        <w:tc>
+          <w:tcPr>
+            <w:tcW w:w="2129" w:type="dxa"/>
+          </w:tcPr>
+          <w:p>
+            <w:pPr>
+              <w:ind w:left="0" w:leftChars="0" w:right="0" w:rightChars="0" w:firstLine="0" w:firstLineChars="0"/>
+              <w:jc w:val="center"/>
+              <w:rPr>
+                <w:rFonts w:hint="eastAsia" w:ascii="黑体" w:hAnsi="黑体" w:eastAsia="黑体" w:cs="黑体"/>
+                <w:b/>
+                <w:bCs/>
+                <w:i w:val="0"/>
+                <w:iCs w:val="0"/>
+                <w:caps w:val="0"/>
+                <w:color w:val="333333"/>
+                <w:spacing w:val="0"/>
+                <w:sz w:val="24"/>
+                <w:szCs w:val="24"/>
+                <w:shd w:val="clear" w:fill="FFFFFF"/>
+                <w:vertAlign w:val="baseline"/>
+                <w:lang w:val="en-US" w:eastAsia="zh-CN"/>
+              </w:rPr>
+            </w:pPr>
+            <w:r>
+              <w:rPr>
+                <w:rFonts w:hint="eastAsia" w:ascii="黑体" w:hAnsi="黑体" w:eastAsia="黑体" w:cs="黑体"/>
+                <w:b/>
+                <w:bCs/>
+                <w:i w:val="0"/>
+                <w:iCs w:val="0"/>
+                <w:caps w:val="0"/>
+                <w:color w:val="333333"/>
+                <w:spacing w:val="0"/>
+                <w:sz w:val="24"/>
+                <w:szCs w:val="24"/>
+                <w:shd w:val="clear" w:fill="FFFFFF"/>
+                <w:vertAlign w:val="baseline"/>
+                <w:lang w:val="en-US" w:eastAsia="zh-CN"/>
+              </w:rPr>
+              <w:t>${DYNAMIC_02}</w:t>
+            </w:r>
+          </w:p>
+        </w:tc>
+        <w:tc>
+          <w:tcPr>
+            <w:tcW w:w="2130" w:type="dxa"/>
+          </w:tcPr>
+          <w:p>
+            <w:pPr>
+              <w:ind w:left="0" w:leftChars="0" w:right="0" w:rightChars="0" w:firstLine="0" w:firstLineChars="0"/>
+              <w:jc w:val="center"/>
+              <w:rPr>
+                <w:rFonts w:hint="eastAsia" w:ascii="黑体" w:hAnsi="黑体" w:eastAsia="黑体" w:cs="黑体"/>
+                <w:b/>
+                <w:bCs/>
+                <w:i w:val="0"/>
+                <w:iCs w:val="0"/>
+                <w:caps w:val="0"/>
+                <w:color w:val="333333"/>
+                <w:spacing w:val="0"/>
+                <w:sz w:val="24"/>
+                <w:szCs w:val="24"/>
+                <w:shd w:val="clear" w:fill="FFFFFF"/>
+                <w:vertAlign w:val="baseline"/>
+                <w:lang w:val="en-US" w:eastAsia="zh-CN"/>
+              </w:rPr>
+            </w:pPr>
+          </w:p>
+        </w:tc>
+        <w:tc>
+          <w:tcPr>
+            <w:tcW w:w="2130" w:type="dxa"/>
+          </w:tcPr>
+          <w:p>
+            <w:pPr>
+              <w:ind w:left="0" w:leftChars="0" w:right="0" w:rightChars="0" w:firstLine="0" w:firstLineChars="0"/>
+              <w:jc w:val="center"/>
+              <w:rPr>
+                <w:rFonts w:hint="eastAsia" w:ascii="黑体" w:hAnsi="黑体" w:eastAsia="黑体" w:cs="黑体"/>
+                <w:b/>
+                <w:bCs/>
+                <w:i w:val="0"/>
+                <w:iCs w:val="0"/>
+                <w:caps w:val="0"/>
+                <w:color w:val="333333"/>
+                <w:spacing w:val="0"/>
+                <w:sz w:val="24"/>
+                <w:szCs w:val="24"/>
+                <w:shd w:val="clear" w:fill="FFFFFF"/>
+                <w:vertAlign w:val="baseline"/>
+                <w:lang w:val="en-US" w:eastAsia="zh-CN"/>
+              </w:rPr>
+            </w:pPr>
+          </w:p>
+        </w:tc>
+        <w:tc>
+          <w:tcPr>
+            <w:tcW w:w="2130" w:type="dxa"/>
+          </w:tcPr>
+          <w:p>
+            <w:pPr>
+              <w:ind w:left="0" w:leftChars="0" w:right="0" w:rightChars="0" w:firstLine="0" w:firstLineChars="0"/>
+              <w:jc w:val="center"/>
+              <w:rPr>
+                <w:rFonts w:hint="eastAsia" w:ascii="黑体" w:hAnsi="黑体" w:eastAsia="黑体" w:cs="黑体"/>
+                <w:b/>
+                <w:bCs/>
+                <w:i w:val="0"/>
+                <w:iCs w:val="0"/>
+                <w:caps w:val="0"/>
+                <w:color w:val="333333"/>
+                <w:spacing w:val="0"/>
+                <w:sz w:val="24"/>
+                <w:szCs w:val="24"/>
+                <w:shd w:val="clear" w:fill="FFFFFF"/>
+                <w:vertAlign w:val="baseline"/>
+                <w:lang w:val="en-US" w:eastAsia="zh-CN"/>
+              </w:rPr>
+            </w:pPr>
+          </w:p>
+        </w:tc>
+      </w:tr>
+    </w:tbl>
+    <w:p>
+      <w:pPr>
+        <w:numPr>
+          <w:ilvl w:val="0"/>
+          <w:numId w:val="0"/>
+        </w:numPr>
+        <w:ind w:right="0" w:rightChars="0"/>
+        <w:jc w:val="left"/>
+        <w:rPr>
+          <w:rFonts w:hint="default" w:ascii="Helvetica" w:hAnsi="Helvetica" w:eastAsia="宋体" w:cs="Helvetica"/>
+          <w:i w:val="0"/>
+          <w:iCs w:val="0"/>
+          <w:caps w:val="0"/>
+          <w:color w:val="333333"/>
+          <w:spacing w:val="0"/>
+          <w:sz w:val="28"/>
+          <w:szCs w:val="28"/>
+          <w:shd w:val="clear" w:fill="FFFFFF"/>
+          <w:lang w:val="en-US" w:eastAsia="zh-CN"/>
+        </w:rPr>
+      </w:pPr>
+      <w:bookmarkStart w:id="0" w:name="_GoBack"/>
+      <w:bookmarkEnd w:id="0"/>
     </w:p>
     <w:sectPr>
       <w:pgSz w:w="11906" w:h="16838"/>
